--- a/Dynamic Portfolio Roadmap.docx
+++ b/Dynamic Portfolio Roadmap.docx
@@ -403,8 +403,14 @@
     <w:p>
       <w:pPr>
         <w:pStyle w:val="BodyText"/>
-      </w:pPr>
-      <w:r>
+        <w:rPr>
+          <w:color w:val="FF0000"/>
+        </w:rPr>
+      </w:pPr>
+      <w:r>
+        <w:rPr>
+          <w:color w:val="FF0000"/>
+        </w:rPr>
         <w:t>Day 18: Build Contact form (static, frontend only). Resource: React Docs (Forms: Sharing State)</w:t>
       </w:r>
     </w:p>
@@ -416,15 +422,7 @@
         <w:rPr>
           <w:color w:val="FF0000"/>
         </w:rPr>
-        <w:t xml:space="preserve">Day 19: Add Hero and About section with </w:t>
-      </w:r>
-      <w:bookmarkStart w:id="0" w:name="_GoBack"/>
-      <w:bookmarkEnd w:id="0"/>
-      <w:r>
-        <w:rPr>
-          <w:color w:val="FF0000"/>
-        </w:rPr>
-        <w:t xml:space="preserve">Tailwind styling. Resource: Tailwind Docs </w:t>
+        <w:t xml:space="preserve">Day 19: Add Hero and About section with Tailwind styling. Resource: Tailwind Docs </w:t>
       </w:r>
     </w:p>
     <w:p>
@@ -473,9 +471,23 @@
     <w:p>
       <w:pPr>
         <w:pStyle w:val="BodyText"/>
-      </w:pPr>
-      <w:r>
-        <w:t xml:space="preserve">Day 22: Install Node.js &amp; Express, create simple “Hello World” server. Resource: Node Docs: https://nodejs.org/en/docs/, Express Docs: https://expressjs.com/ Day 23: Learn Express routes. Create </w:t>
+        <w:rPr>
+          <w:color w:val="FF0000"/>
+        </w:rPr>
+      </w:pPr>
+      <w:r>
+        <w:rPr>
+          <w:color w:val="FF0000"/>
+        </w:rPr>
+        <w:t xml:space="preserve">Day 22: Install Node.js &amp; Express, create simple “Hello World” server. Resource: Node Docs: https://nodejs.org/en/docs/, Express Docs: https://expressjs.com/ </w:t>
+      </w:r>
+    </w:p>
+    <w:p>
+      <w:pPr>
+        <w:pStyle w:val="BodyText"/>
+      </w:pPr>
+      <w:r>
+        <w:t xml:space="preserve">Day 23: Learn Express routes. Create </w:t>
       </w:r>
       <w:r>
         <w:rPr>
@@ -493,16 +505,77 @@
         <w:t>/skills</w:t>
       </w:r>
       <w:r>
-        <w:t xml:space="preserve"> endpoints returning JSON. Resource: Express Docs (Routing) Day 24: Learn middleware &amp; JSON parsing (</w:t>
-      </w:r>
+        <w:t xml:space="preserve"> endpoints returning JSON. Resource: Express Docs (Routing) </w:t>
+      </w:r>
+      <w:bookmarkStart w:id="0" w:name="_GoBack"/>
+      <w:bookmarkEnd w:id="0"/>
+    </w:p>
+    <w:p>
+      <w:pPr>
+        <w:pStyle w:val="BodyText"/>
+      </w:pPr>
+      <w:r>
+        <w:t>Day 24: Learn middleware &amp; JSON parsing (</w:t>
+      </w:r>
+      <w:proofErr w:type="gramStart"/>
       <w:r>
         <w:rPr>
           <w:rStyle w:val="VerbatimChar"/>
         </w:rPr>
-        <w:t>express.json()</w:t>
-      </w:r>
-      <w:r>
-        <w:t>). Resource: Express Docs (Middleware) Day 25: Connect MongoDB using Mongoose. Create Project and Skill schemas. Resource: MongoDB Docs: https://www.mongodb.com/docs/manual/ Day 26: Save some sample data in MongoDB and test GET API endpoints. Resource: MongoDB Docs Day 27: Add POST endpoint for Contact form. Resource: Express Docs Day 28: Test backend APIs with Postman / Thunder Client. Resource: Postman Docs: https://learning.postman.com/docs/getting-started/introduction/</w:t>
+        <w:t>express.json</w:t>
+      </w:r>
+      <w:proofErr w:type="gramEnd"/>
+      <w:r>
+        <w:rPr>
+          <w:rStyle w:val="VerbatimChar"/>
+        </w:rPr>
+        <w:t>()</w:t>
+      </w:r>
+      <w:r>
+        <w:t xml:space="preserve">). Resource: Express Docs (Middleware) </w:t>
+      </w:r>
+    </w:p>
+    <w:p>
+      <w:pPr>
+        <w:pStyle w:val="BodyText"/>
+      </w:pPr>
+      <w:r>
+        <w:t xml:space="preserve">Day 25: Connect MongoDB using Mongoose. Create Project and Skill schemas. Resource: MongoDB Docs: </w:t>
+      </w:r>
+      <w:hyperlink r:id="rId6" w:history="1">
+        <w:r>
+          <w:rPr>
+            <w:rStyle w:val="Hyperlink"/>
+          </w:rPr>
+          <w:t>https://www.mongodb.com/docs/manual/</w:t>
+        </w:r>
+      </w:hyperlink>
+      <w:r>
+        <w:t xml:space="preserve"> </w:t>
+      </w:r>
+    </w:p>
+    <w:p>
+      <w:pPr>
+        <w:pStyle w:val="BodyText"/>
+      </w:pPr>
+      <w:r>
+        <w:t xml:space="preserve">Day 26: Save some sample data in MongoDB and test GET API endpoints. Resource: MongoDB Docs </w:t>
+      </w:r>
+    </w:p>
+    <w:p>
+      <w:pPr>
+        <w:pStyle w:val="BodyText"/>
+      </w:pPr>
+      <w:r>
+        <w:t xml:space="preserve">Day 27: Add POST endpoint for Contact form. Resource: Express Docs </w:t>
+      </w:r>
+    </w:p>
+    <w:p>
+      <w:pPr>
+        <w:pStyle w:val="BodyText"/>
+      </w:pPr>
+      <w:r>
+        <w:t>Day 28: Test backend APIs with Postman / Thunder Client. Resource: Postman Docs: https://learning.postman.com/docs/getting-started/introduction/</w:t>
       </w:r>
     </w:p>
     <w:p>
@@ -525,6 +598,7 @@
         <w:pStyle w:val="BodyText"/>
       </w:pPr>
       <w:r>
+        <w:lastRenderedPageBreak/>
         <w:t xml:space="preserve">Day 29: Learn </w:t>
       </w:r>
       <w:r>
@@ -534,11 +608,7 @@
         <w:t>fetch()</w:t>
       </w:r>
       <w:r>
-        <w:t xml:space="preserve"> or Axios in React. Resource: React Docs (Fetching Data) Day 30: Fetch projects dynamically from backend → Projects component. Resource: React Docs Day 31: Fetch skills dynamically → Skills component. Resource: React Docs Day 32: Fetch Hero/About data dynamically. Resource: React Docs Day 33: Connect Contact form to backend POST route. Resource: React Docs + Express Docs Day 34: </w:t>
-      </w:r>
-      <w:r>
-        <w:lastRenderedPageBreak/>
-        <w:t>Handle loading &amp; error states in React. Resource: React Docs Day 35: Test full dynamic portfolio locally. Resource: React + Express Docs</w:t>
+        <w:t xml:space="preserve"> or Axios in React. Resource: React Docs (Fetching Data) Day 30: Fetch projects dynamically from backend → Projects component. Resource: React Docs Day 31: Fetch skills dynamically → Skills component. Resource: React Docs Day 32: Fetch Hero/About data dynamically. Resource: React Docs Day 33: Connect Contact form to backend POST route. Resource: React Docs + Express Docs Day 34: Handle loading &amp; error states in React. Resource: React Docs Day 35: Test full dynamic portfolio locally. Resource: React + Express Docs</w:t>
       </w:r>
     </w:p>
     <w:p>

--- a/Dynamic Portfolio Roadmap.docx
+++ b/Dynamic Portfolio Roadmap.docx
@@ -403,8 +403,14 @@
     <w:p>
       <w:pPr>
         <w:pStyle w:val="BodyText"/>
-      </w:pPr>
-      <w:r>
+        <w:rPr>
+          <w:color w:val="FF0000"/>
+        </w:rPr>
+      </w:pPr>
+      <w:r>
+        <w:rPr>
+          <w:color w:val="FF0000"/>
+        </w:rPr>
         <w:t>Day 18: Build Contact form (static, frontend only). Resource: React Docs (Forms: Sharing State)</w:t>
       </w:r>
     </w:p>
@@ -416,15 +422,7 @@
         <w:rPr>
           <w:color w:val="FF0000"/>
         </w:rPr>
-        <w:t xml:space="preserve">Day 19: Add Hero and About section with </w:t>
-      </w:r>
-      <w:bookmarkStart w:id="0" w:name="_GoBack"/>
-      <w:bookmarkEnd w:id="0"/>
-      <w:r>
-        <w:rPr>
-          <w:color w:val="FF0000"/>
-        </w:rPr>
-        <w:t xml:space="preserve">Tailwind styling. Resource: Tailwind Docs </w:t>
+        <w:t xml:space="preserve">Day 19: Add Hero and About section with Tailwind styling. Resource: Tailwind Docs </w:t>
       </w:r>
     </w:p>
     <w:p>
@@ -469,13 +467,38 @@
       <w:r>
         <w:t>Week 4: Node.js + Express Backend (Days 22–28)</w:t>
       </w:r>
-    </w:p>
-    <w:p>
-      <w:pPr>
-        <w:pStyle w:val="BodyText"/>
-      </w:pPr>
-      <w:r>
-        <w:t xml:space="preserve">Day 22: Install Node.js &amp; Express, create simple “Hello World” server. Resource: Node Docs: https://nodejs.org/en/docs/, Express Docs: https://expressjs.com/ Day 23: Learn Express routes. Create </w:t>
+      <w:bookmarkStart w:id="0" w:name="_GoBack"/>
+      <w:bookmarkEnd w:id="0"/>
+    </w:p>
+    <w:p>
+      <w:pPr>
+        <w:pStyle w:val="BodyText"/>
+        <w:rPr>
+          <w:color w:val="FF0000"/>
+        </w:rPr>
+      </w:pPr>
+      <w:r>
+        <w:rPr>
+          <w:color w:val="FF0000"/>
+        </w:rPr>
+        <w:t xml:space="preserve">Day 22: Install Node.js &amp; Express, create simple “Hello World” server. Resource: Node Docs: https://nodejs.org/en/docs/, Express Docs: </w:t>
+      </w:r>
+      <w:hyperlink r:id="rId6" w:history="1">
+        <w:r>
+          <w:rPr>
+            <w:rStyle w:val="Hyperlink"/>
+            <w:color w:val="FF0000"/>
+          </w:rPr>
+          <w:t>https://expressjs.com/</w:t>
+        </w:r>
+      </w:hyperlink>
+    </w:p>
+    <w:p>
+      <w:pPr>
+        <w:pStyle w:val="BodyText"/>
+      </w:pPr>
+      <w:r>
+        <w:t xml:space="preserve"> Day 23: Learn Express routes. Create </w:t>
       </w:r>
       <w:r>
         <w:rPr>
@@ -493,16 +516,75 @@
         <w:t>/skills</w:t>
       </w:r>
       <w:r>
-        <w:t xml:space="preserve"> endpoints returning JSON. Resource: Express Docs (Routing) Day 24: Learn middleware &amp; JSON parsing (</w:t>
-      </w:r>
+        <w:t xml:space="preserve"> endpoints returning JSON. Resource: Express Docs (Routing) </w:t>
+      </w:r>
+    </w:p>
+    <w:p>
+      <w:pPr>
+        <w:pStyle w:val="BodyText"/>
+      </w:pPr>
+      <w:r>
+        <w:t>Day 24: Learn middleware &amp; JSON parsing (</w:t>
+      </w:r>
+      <w:proofErr w:type="gramStart"/>
       <w:r>
         <w:rPr>
           <w:rStyle w:val="VerbatimChar"/>
         </w:rPr>
-        <w:t>express.json()</w:t>
-      </w:r>
-      <w:r>
-        <w:t>). Resource: Express Docs (Middleware) Day 25: Connect MongoDB using Mongoose. Create Project and Skill schemas. Resource: MongoDB Docs: https://www.mongodb.com/docs/manual/ Day 26: Save some sample data in MongoDB and test GET API endpoints. Resource: MongoDB Docs Day 27: Add POST endpoint for Contact form. Resource: Express Docs Day 28: Test backend APIs with Postman / Thunder Client. Resource: Postman Docs: https://learning.postman.com/docs/getting-started/introduction/</w:t>
+        <w:t>express.json</w:t>
+      </w:r>
+      <w:proofErr w:type="gramEnd"/>
+      <w:r>
+        <w:rPr>
+          <w:rStyle w:val="VerbatimChar"/>
+        </w:rPr>
+        <w:t>()</w:t>
+      </w:r>
+      <w:r>
+        <w:t xml:space="preserve">). Resource: Express Docs (Middleware) </w:t>
+      </w:r>
+    </w:p>
+    <w:p>
+      <w:pPr>
+        <w:pStyle w:val="BodyText"/>
+      </w:pPr>
+      <w:r>
+        <w:t xml:space="preserve">Day 25: Connect MongoDB using Mongoose. Create Project and Skill schemas. Resource: MongoDB Docs: </w:t>
+      </w:r>
+      <w:hyperlink r:id="rId7" w:history="1">
+        <w:r>
+          <w:rPr>
+            <w:rStyle w:val="Hyperlink"/>
+          </w:rPr>
+          <w:t>https://www.mongodb.com/docs/manual/</w:t>
+        </w:r>
+      </w:hyperlink>
+      <w:r>
+        <w:t xml:space="preserve"> </w:t>
+      </w:r>
+    </w:p>
+    <w:p>
+      <w:pPr>
+        <w:pStyle w:val="BodyText"/>
+      </w:pPr>
+      <w:r>
+        <w:t>Day 26: Save some sample data in MongoDB and test GET API endpoints. Resource: MongoDB Docs</w:t>
+      </w:r>
+    </w:p>
+    <w:p>
+      <w:pPr>
+        <w:pStyle w:val="BodyText"/>
+      </w:pPr>
+      <w:r>
+        <w:t xml:space="preserve"> Day 27: Add POST endpoint for Contact form. Resource: Express Docs </w:t>
+      </w:r>
+    </w:p>
+    <w:p>
+      <w:pPr>
+        <w:pStyle w:val="BodyText"/>
+      </w:pPr>
+      <w:r>
+        <w:t>Day 28: Test backend APIs with Postman / Thunder Client. Resource: Postman Docs: https://learning.postman.com/docs/getting-started/introduction/</w:t>
       </w:r>
     </w:p>
     <w:p>
@@ -525,6 +607,7 @@
         <w:pStyle w:val="BodyText"/>
       </w:pPr>
       <w:r>
+        <w:lastRenderedPageBreak/>
         <w:t xml:space="preserve">Day 29: Learn </w:t>
       </w:r>
       <w:r>
@@ -534,11 +617,23 @@
         <w:t>fetch()</w:t>
       </w:r>
       <w:r>
-        <w:t xml:space="preserve"> or Axios in React. Resource: React Docs (Fetching Data) Day 30: Fetch projects dynamically from backend → Projects component. Resource: React Docs Day 31: Fetch skills dynamically → Skills component. Resource: React Docs Day 32: Fetch Hero/About data dynamically. Resource: React Docs Day 33: Connect Contact form to backend POST route. Resource: React Docs + Express Docs Day 34: </w:t>
-      </w:r>
-      <w:r>
-        <w:lastRenderedPageBreak/>
-        <w:t>Handle loading &amp; error states in React. Resource: React Docs Day 35: Test full dynamic portfolio locally. Resource: React + Express Docs</w:t>
+        <w:t xml:space="preserve"> or Axios in React. Resource: React Docs (Fetching Data) </w:t>
+      </w:r>
+    </w:p>
+    <w:p>
+      <w:pPr>
+        <w:pStyle w:val="BodyText"/>
+      </w:pPr>
+      <w:r>
+        <w:t xml:space="preserve">Day 30: Fetch projects dynamically from backend → Projects component. Resource: React Docs </w:t>
+      </w:r>
+    </w:p>
+    <w:p>
+      <w:pPr>
+        <w:pStyle w:val="BodyText"/>
+      </w:pPr>
+      <w:r>
+        <w:t>Day 31: Fetch skills dynamically → Skills component. Resource: React Docs Day 32: Fetch Hero/About data dynamically. Resource: React Docs Day 33: Connect Contact form to backend POST route. Resource: React Docs + Express Docs Day 34: Handle loading &amp; error states in React. Resource: React Docs Day 35: Test full dynamic portfolio locally. Resource: React + Express Docs</w:t>
       </w:r>
     </w:p>
     <w:p>
